--- a/UnMask v4 Update-1.docx
+++ b/UnMask v4 Update-1.docx
@@ -2212,7 +2212,7 @@
         <w:pStyle w:val="Heading1"/>
       </w:pPr>
       <w:r>
-        <w:t xml:space="preserve">4. System Architecture (4 Layers)</w:t>
+        <w:t>4. System Architecture (5 Layers)</w:t>
       </w:r>
     </w:p>
     <w:p>
@@ -2220,7 +2220,7 @@
         <w:spacing w:after="120"/>
       </w:pPr>
       <w:r>
-        <w:t xml:space="preserve">The system is organized as four layers. v3 had six layers; the consolidation eliminates A2A and MCP overhead while preserving all functionality.</w:t>
+        <w:t>The system is organized as five layers. v3 had six layers; the consolidation eliminates A2A and MCP overhead while preserving all functionality and adding Session Mistake Memory (Layer 5).</w:t>
       </w:r>
     </w:p>
     <w:p>
@@ -2252,7 +2252,7 @@
         <w:spacing w:after="120"/>
       </w:pPr>
       <w:r>
-        <w:t xml:space="preserve">The session has four phases, triggered by learning events with time ceilings:</w:t>
+        <w:t>The session has five phases, triggered by learning events with time ceilings:</w:t>
       </w:r>
     </w:p>
     <w:tbl>
@@ -2641,12 +2641,7 @@
           </w:tcPr>
           <w:p>
             <w:r>
-              <w:rPr>
-                <w:rFonts w:ascii="Arial" w:cs="Arial" w:eastAsia="Arial" w:hAnsi="Arial"/>
-                <w:sz w:val="20"/>
-                <w:szCs w:val="20"/>
-              </w:rPr>
-              <w:t xml:space="preserve">Assessment</w:t>
+              <w:t>Revisit</w:t>
             </w:r>
           </w:p>
         </w:tc>
@@ -2668,12 +2663,7 @@
           </w:tcPr>
           <w:p>
             <w:r>
-              <w:rPr>
-                <w:rFonts w:ascii="Arial" w:cs="Arial" w:eastAsia="Arial" w:hAnsi="Arial"/>
-                <w:sz w:val="20"/>
-                <w:szCs w:val="20"/>
-              </w:rPr>
-              <w:t xml:space="preserve">Concept coverage ≥ 80% OR t ≥ 12min</w:t>
+              <w:t>elapsed ≥ 8min AND weak topics exist AND no recent revisit</w:t>
             </w:r>
           </w:p>
         </w:tc>
@@ -2695,12 +2685,7 @@
           </w:tcPr>
           <w:p>
             <w:r>
-              <w:rPr>
-                <w:rFonts w:ascii="Arial" w:cs="Arial" w:eastAsia="Arial" w:hAnsi="Arial"/>
-                <w:sz w:val="20"/>
-                <w:szCs w:val="20"/>
-              </w:rPr>
-              <w:t xml:space="preserve">12:00–14:00</w:t>
+              <w:t>8:00–10:00 (3 min cooldown)</w:t>
             </w:r>
           </w:p>
         </w:tc>
@@ -2722,12 +2707,7 @@
           </w:tcPr>
           <w:p>
             <w:r>
-              <w:rPr>
-                <w:rFonts w:ascii="Arial" w:cs="Arial" w:eastAsia="Arial" w:hAnsi="Arial"/>
-                <w:sz w:val="20"/>
-                <w:szCs w:val="20"/>
-              </w:rPr>
-              <w:t xml:space="preserve">Clinical scenario, free-text reasoning evaluation</w:t>
+              <w:t>Orchestrator steers to lowest-mastery topic; Socratic Generator injects prior misconception from mistake_log</w:t>
             </w:r>
           </w:p>
         </w:tc>
@@ -2757,6 +2737,117 @@
                 <w:sz w:val="20"/>
                 <w:szCs w:val="20"/>
               </w:rPr>
+              <w:t xml:space="preserve">Assessment</w:t>
+            </w:r>
+          </w:p>
+        </w:tc>
+        <w:tc>
+          <w:tcPr>
+            <w:tcW w:type="dxa" w:w="2500"/>
+            <w:tcBorders>
+              <w:top w:val="single" w:color="CCCCCC" w:sz="1"/>
+              <w:left w:val="single" w:color="CCCCCC" w:sz="1"/>
+              <w:bottom w:val="single" w:color="CCCCCC" w:sz="1"/>
+              <w:right w:val="single" w:color="CCCCCC" w:sz="1"/>
+            </w:tcBorders>
+            <w:tcMar>
+              <w:top w:type="dxa" w:w="80"/>
+              <w:left w:type="dxa" w:w="120"/>
+              <w:bottom w:type="dxa" w:w="80"/>
+              <w:right w:type="dxa" w:w="120"/>
+            </w:tcMar>
+          </w:tcPr>
+          <w:p>
+            <w:r>
+              <w:rPr>
+                <w:rFonts w:ascii="Arial" w:cs="Arial" w:eastAsia="Arial" w:hAnsi="Arial"/>
+                <w:sz w:val="20"/>
+                <w:szCs w:val="20"/>
+              </w:rPr>
+              <w:t xml:space="preserve">Concept coverage ≥ 80% OR t ≥ 12min</w:t>
+            </w:r>
+          </w:p>
+        </w:tc>
+        <w:tc>
+          <w:tcPr>
+            <w:tcW w:type="dxa" w:w="2000"/>
+            <w:tcBorders>
+              <w:top w:val="single" w:color="CCCCCC" w:sz="1"/>
+              <w:left w:val="single" w:color="CCCCCC" w:sz="1"/>
+              <w:bottom w:val="single" w:color="CCCCCC" w:sz="1"/>
+              <w:right w:val="single" w:color="CCCCCC" w:sz="1"/>
+            </w:tcBorders>
+            <w:tcMar>
+              <w:top w:type="dxa" w:w="80"/>
+              <w:left w:type="dxa" w:w="120"/>
+              <w:bottom w:type="dxa" w:w="80"/>
+              <w:right w:type="dxa" w:w="120"/>
+            </w:tcMar>
+          </w:tcPr>
+          <w:p>
+            <w:r>
+              <w:rPr>
+                <w:rFonts w:ascii="Arial" w:cs="Arial" w:eastAsia="Arial" w:hAnsi="Arial"/>
+                <w:sz w:val="20"/>
+                <w:szCs w:val="20"/>
+              </w:rPr>
+              <w:t xml:space="preserve">12:00–14:00</w:t>
+            </w:r>
+          </w:p>
+        </w:tc>
+        <w:tc>
+          <w:tcPr>
+            <w:tcW w:type="dxa" w:w="2860"/>
+            <w:tcBorders>
+              <w:top w:val="single" w:color="CCCCCC" w:sz="1"/>
+              <w:left w:val="single" w:color="CCCCCC" w:sz="1"/>
+              <w:bottom w:val="single" w:color="CCCCCC" w:sz="1"/>
+              <w:right w:val="single" w:color="CCCCCC" w:sz="1"/>
+            </w:tcBorders>
+            <w:tcMar>
+              <w:top w:type="dxa" w:w="80"/>
+              <w:left w:type="dxa" w:w="120"/>
+              <w:bottom w:type="dxa" w:w="80"/>
+              <w:right w:type="dxa" w:w="120"/>
+            </w:tcMar>
+          </w:tcPr>
+          <w:p>
+            <w:r>
+              <w:rPr>
+                <w:rFonts w:ascii="Arial" w:cs="Arial" w:eastAsia="Arial" w:hAnsi="Arial"/>
+                <w:sz w:val="20"/>
+                <w:szCs w:val="20"/>
+              </w:rPr>
+              <w:t xml:space="preserve">Clinical scenario, free-text reasoning evaluation</w:t>
+            </w:r>
+          </w:p>
+        </w:tc>
+      </w:tr>
+      <w:tr>
+        <w:tc>
+          <w:tcPr>
+            <w:tcW w:type="dxa" w:w="2000"/>
+            <w:tcBorders>
+              <w:top w:val="single" w:color="CCCCCC" w:sz="1"/>
+              <w:left w:val="single" w:color="CCCCCC" w:sz="1"/>
+              <w:bottom w:val="single" w:color="CCCCCC" w:sz="1"/>
+              <w:right w:val="single" w:color="CCCCCC" w:sz="1"/>
+            </w:tcBorders>
+            <w:shd w:fill="D6EAF8" w:val="clear"/>
+            <w:tcMar>
+              <w:top w:type="dxa" w:w="80"/>
+              <w:left w:type="dxa" w:w="120"/>
+              <w:bottom w:type="dxa" w:w="80"/>
+              <w:right w:type="dxa" w:w="120"/>
+            </w:tcMar>
+          </w:tcPr>
+          <w:p>
+            <w:r>
+              <w:rPr>
+                <w:rFonts w:ascii="Arial" w:cs="Arial" w:eastAsia="Arial" w:hAnsi="Arial"/>
+                <w:sz w:val="20"/>
+                <w:szCs w:val="20"/>
+              </w:rPr>
               <w:t xml:space="preserve">Wrapup</w:t>
             </w:r>
           </w:p>
@@ -2854,14 +2945,23 @@
         <w:spacing w:after="120"/>
       </w:pPr>
       <w:r>
+        <w:t>Why this is better than v3: A student demonstrating rapid mastery reaches assessment in 8 minutes. A struggling student gets the full tutoring window plus a proactive revisit of their weakest topic at 8 minutes, reinforce before assessment. The clock ceiling ensures no session exceeds 15 minutes.</w:t>
+      </w:r>
+    </w:p>
+    <w:p>
+      <w:r>
         <w:rPr>
           <w:b/>
-          <w:bCs/>
         </w:rPr>
-        <w:t xml:space="preserve">Why this is better than v3: </w:t>
-      </w:r>
-      <w:r>
-        <w:t xml:space="preserve">A student who demonstrates rapid mastery can reach assessment in 8 minutes and spend more time on clinical application. A struggling student gets the full tutoring window. The clock ceiling ensures no session exceeds 15 minutes.</w:t>
+        <w:t>Honest Encouragement</w:t>
+      </w:r>
+    </w:p>
+    <w:p>
+      <w:r>
+        <w:rPr>
+          <w:b w:val="0"/>
+        </w:rPr>
+        <w:t>The encouragement field in every tutoring response is calibrated to student performance. When consecutive_incorrect &gt; 0, the model is explicitly forbidden from saying "great job" or "well done" — it must acknowledge the difficulty directly. Controlled by ENCOURAGEMENT RULES in the tutoring system prompt and a VisibleResponse.encouragement field docstring constraint.</w:t>
       </w:r>
     </w:p>
     <w:p>
@@ -3457,12 +3557,7 @@
         <w:spacing w:after="120"/>
       </w:pPr>
       <w:r>
-        <w:rPr>
-          <w:rFonts w:ascii="Consolas" w:cs="Consolas" w:eastAsia="Consolas" w:hAnsi="Consolas"/>
-          <w:sz w:val="18"/>
-          <w:szCs w:val="18"/>
-        </w:rPr>
-        <w:t xml:space="preserve">session_id, student_message, phase (rapport|tutoring|assessment|wrapup), elapsed_seconds, concept_graph (NetworkX DAG serialized), current_topic, mastery_scores (dict), retrieved_chunks (list), retrieval_grade (pass|fail), crag_retries (int), generated_response, nli_verdict (pass|fail), socratic_purity_score (float), conversation_history (list), diagnostic_complete (bool), coverage_ratio (float)</w:t>
+        <w:t>session_id, student_message, phase (rapport|tutoring|revisit|assessment|wrapup), elapsed_seconds, concept_graph (NetworkX DAG serialized), current_topic, mastery_scores (dict), retrieved_chunks (list), retrieval_grade (pass|fail), crag_retries (int), generated_response, nli_verdict (pass|fail), socratic_purity_score (float), conversation_history (list), diagnostic_complete (bool), coverage_ratio (float), mistake_log (list), revisit_scheduled (bool), revisit_topic (str), revisit_cooldown_until (float)</w:t>
       </w:r>
     </w:p>
     <w:p>
@@ -3680,6 +3775,46 @@
       </w:r>
     </w:p>
     <w:p>
+      <w:r>
+        <w:rPr>
+          <w:b/>
+        </w:rPr>
+        <w:t>4.5 Layer 5: Session Mistake Memory</w:t>
+      </w:r>
+    </w:p>
+    <w:p>
+      <w:r>
+        <w:rPr>
+          <w:b w:val="0"/>
+        </w:rPr>
+        <w:t>While the concept graph tracks aggregate mastery per node, Session Mistake Memory tracks the specific incorrect responses that produced each mastery drop. This enables targeted revisits that address the actual misconception — not just the weakest topic in general.</w:t>
+      </w:r>
+    </w:p>
+    <w:p>
+      <w:r>
+        <w:rPr>
+          <w:b/>
+        </w:rPr>
+        <w:t>Mechanism:</w:t>
+      </w:r>
+    </w:p>
+    <w:p>
+      <w:r>
+        <w:rPr>
+          <w:b w:val="0"/>
+        </w:rPr>
+        <w:t>Every incorrect response appends {topic, misconception, turn, elapsed_sec} to mistake_log. At elapsed_seconds ≥ 480 (8 min), the Orchestrator reads mistake_log, identifies the topic with lowest mastery, sets revisit_scheduled=True and revisit_topic=&lt;topic&gt;. On the next turn, the Retrieval Planner adds revisit_topic to the search query. The Socratic Generator receives the prior misconception in its system prompt and generates a question approaching the concept from a different angle. A revisit_cooldown_sec=180 prevents re-triggering for 3 minutes.</w:t>
+      </w:r>
+    </w:p>
+    <w:p>
+      <w:r>
+        <w:rPr>
+          <w:b w:val="0"/>
+        </w:rPr>
+        <w:t>Why this matters: Without mistake memory, the Pedagogy Agent revisits the weakest concept with identical retrieval context — likely producing an identical (failed) explanation. Injecting the prior misconception forces the model to approach from a different angle.</w:t>
+      </w:r>
+    </w:p>
+    <w:p>
       <w:pPr>
         <w:pStyle w:val="Heading1"/>
       </w:pPr>
@@ -3942,14 +4077,7 @@
         <w:spacing w:after="120"/>
       </w:pPr>
       <w:r>
-        <w:rPr>
-          <w:b/>
-          <w:bCs/>
-        </w:rPr>
-        <w:t xml:space="preserve">Session memory: </w:t>
-      </w:r>
-      <w:r>
-        <w:t xml:space="preserve">Concept graph (NetworkX DAG) tracks per-topic mastery across the entire session.</w:t>
+        <w:t>Session memory: Concept graph (NetworkX DAG) tracks per-topic mastery across the entire session. BKT update rule applied after each student response (correct: m' = m + 0.15×(1−m); incorrect: m' = m − 0.05×m).</w:t>
       </w:r>
     </w:p>
     <w:p>
@@ -3972,14 +4100,7 @@
         <w:spacing w:after="120"/>
       </w:pPr>
       <w:r>
-        <w:rPr>
-          <w:b/>
-          <w:bCs/>
-        </w:rPr>
-        <w:t xml:space="preserve">Proactive revisit: </w:t>
-      </w:r>
-      <w:r>
-        <w:t xml:space="preserve">After 8 minutes, Pedagogy Agent identifies weakest nodes (mastery &lt; threshold_low) and schedules revisit before assessment.</w:t>
+        <w:t>Proactive revisit: After 8 minutes (revisit_after_sec: 480), if weak topics exist and no revisit was triggered within the last 3 minutes (revisit_cooldown_sec: 180), the Orchestrator picks the lowest-mastery weak topic and sets revisit_scheduled=True. The Retrieval Planner augments the query with the topic name; the Socratic Generator injects the prior misconception from mistake_log and approaches the topic from a fresh angle.</w:t>
       </w:r>
     </w:p>
     <w:p>
@@ -3987,14 +4108,7 @@
         <w:spacing w:after="120"/>
       </w:pPr>
       <w:r>
-        <w:rPr>
-          <w:b/>
-          <w:bCs/>
-        </w:rPr>
-        <w:t xml:space="preserve">BONUS — Personalized dashboard: </w:t>
-      </w:r>
-      <w:r>
-        <w:t xml:space="preserve">Session-end visualization showing the concept graph with color-coded mastery levels (red/yellow/green) and prerequisite chains.</w:t>
+        <w:t>BONUS — Structured Session Summary: At wrapup, GPT-4o generates a SessionSummary via structured output: per-topic TopicReport (concept, mastery_score, status: mastered/progressing/needs_review, honest_feedback), mistake_highlights (up to 3 specific misconceptions), study_recommendations (2-3 actionable tips), and a closing_reflection question. Honest Encouragement: when consecutive_incorrect &gt; 0, the system explicitly forbids hollow praise ("great job", "well done") and must acknowledge difficulty directly. Personalized dashboard: Session-end visualization showing the concept graph with color-coded mastery levels (✅ ≥ 0.70 / 🟡 0.40-0.70 / ❌ &lt; 0.40) and prerequisite gap analysis.</w:t>
       </w:r>
     </w:p>
     <w:p>
@@ -4239,12 +4353,7 @@
           </w:tcPr>
           <w:p>
             <w:r>
-              <w:rPr>
-                <w:rFonts w:ascii="Arial" w:cs="Arial" w:eastAsia="Arial" w:hAnsi="Arial"/>
-                <w:sz w:val="20"/>
-                <w:szCs w:val="20"/>
-              </w:rPr>
-              <w:t xml:space="preserve">PCR + CRAG + NLI gate + concept graph + diagnostic probe</w:t>
+              <w:t>PCR + CRAG + NLI gate + concept graph + diagnostic probe + mistake memory + session summary. Actual results: Ans. Chunk Reach 0.000, Leak Rate 0.000, Avg Purity 4.70/5.</w:t>
             </w:r>
           </w:p>
         </w:tc>
@@ -4741,12 +4850,7 @@
           </w:tcPr>
           <w:p>
             <w:r>
-              <w:rPr>
-                <w:rFonts w:ascii="Arial" w:cs="Arial" w:eastAsia="Arial" w:hAnsi="Arial"/>
-                <w:sz w:val="20"/>
-                <w:szCs w:val="20"/>
-              </w:rPr>
-              <w:t xml:space="preserve">≥ 0.85</w:t>
+              <w:t>≥ 0.85 (measured: 0.779 — known measurement mismatch: RAGAS penalizes Socratic questions by design)</w:t>
             </w:r>
           </w:p>
         </w:tc>
@@ -5072,12 +5176,7 @@
           </w:tcPr>
           <w:p>
             <w:r>
-              <w:rPr>
-                <w:rFonts w:ascii="Arial" w:cs="Arial" w:eastAsia="Arial" w:hAnsi="Arial"/>
-                <w:sz w:val="20"/>
-                <w:szCs w:val="20"/>
-              </w:rPr>
-              <w:t xml:space="preserve">≥ 4.0/5.0</w:t>
+              <w:t>≥ 4.0/5.0 (actual: 4.93/5 — primary groundedness metric)</w:t>
             </w:r>
           </w:p>
         </w:tc>
@@ -5183,12 +5282,7 @@
           </w:tcPr>
           <w:p>
             <w:r>
-              <w:rPr>
-                <w:rFonts w:ascii="Arial" w:cs="Arial" w:eastAsia="Arial" w:hAnsi="Arial"/>
-                <w:sz w:val="20"/>
-                <w:szCs w:val="20"/>
-              </w:rPr>
-              <w:t xml:space="preserve">0% on turns 1–2</w:t>
+              <w:t>0% on turns 1–2 (actual: 0.000 — holds under adversarial testing)</w:t>
             </w:r>
           </w:p>
         </w:tc>
@@ -8731,6 +8825,74 @@
           </w:p>
         </w:tc>
       </w:tr>
+      <w:tr>
+        <w:tc>
+          <w:tcPr>
+            <w:tcW w:type="dxa" w:w="2800"/>
+            <w:tcBorders>
+              <w:top w:val="single" w:color="CCCCCC" w:sz="1"/>
+              <w:left w:val="single" w:color="CCCCCC" w:sz="1"/>
+              <w:bottom w:val="single" w:color="CCCCCC" w:sz="1"/>
+              <w:right w:val="single" w:color="CCCCCC" w:sz="1"/>
+            </w:tcBorders>
+            <w:tcMar>
+              <w:top w:type="dxa" w:w="80"/>
+              <w:left w:type="dxa" w:w="120"/>
+              <w:bottom w:type="dxa" w:w="80"/>
+              <w:right w:type="dxa" w:w="120"/>
+            </w:tcMar>
+          </w:tcPr>
+          <w:p>
+            <w:r>
+              <w:t>Forget student mistakes between topics; no proactive revisit</w:t>
+            </w:r>
+          </w:p>
+        </w:tc>
+        <w:tc>
+          <w:tcPr>
+            <w:tcW w:type="dxa" w:w="3280"/>
+            <w:tcBorders>
+              <w:top w:val="single" w:color="CCCCCC" w:sz="1"/>
+              <w:left w:val="single" w:color="CCCCCC" w:sz="1"/>
+              <w:bottom w:val="single" w:color="CCCCCC" w:sz="1"/>
+              <w:right w:val="single" w:color="CCCCCC" w:sz="1"/>
+            </w:tcBorders>
+            <w:tcMar>
+              <w:top w:type="dxa" w:w="80"/>
+              <w:left w:type="dxa" w:w="120"/>
+              <w:bottom w:type="dxa" w:w="80"/>
+              <w:right w:type="dxa" w:w="120"/>
+            </w:tcMar>
+          </w:tcPr>
+          <w:p>
+            <w:r>
+              <w:t>mistake_log records every incorrect response; Orchestrator schedules proactive revisit at 8 min with prior misconception injected</w:t>
+            </w:r>
+          </w:p>
+        </w:tc>
+        <w:tc>
+          <w:tcPr>
+            <w:tcW w:type="dxa" w:w="3280"/>
+            <w:tcBorders>
+              <w:top w:val="single" w:color="CCCCCC" w:sz="1"/>
+              <w:left w:val="single" w:color="CCCCCC" w:sz="1"/>
+              <w:bottom w:val="single" w:color="CCCCCC" w:sz="1"/>
+              <w:right w:val="single" w:color="CCCCCC" w:sz="1"/>
+            </w:tcBorders>
+            <w:tcMar>
+              <w:top w:type="dxa" w:w="80"/>
+              <w:left w:type="dxa" w:w="120"/>
+              <w:bottom w:type="dxa" w:w="80"/>
+              <w:right w:type="dxa" w:w="120"/>
+            </w:tcMar>
+          </w:tcPr>
+          <w:p>
+            <w:r>
+              <w:t>Closes the loop: system knows not just what the student got wrong but approaches it from a different angle next time</w:t>
+            </w:r>
+          </w:p>
+        </w:tc>
+      </w:tr>
     </w:tbl>
     <w:p>
       <w:pPr>
@@ -8746,133 +8908,1046 @@
       </w:r>
     </w:p>
     <w:p>
-      <w:pPr>
-        <w:spacing w:after="120"/>
-      </w:pPr>
-      <w:r>
-        <w:rPr>
-          <w:i/>
-          <w:iCs/>
-        </w:rPr>
-        <w:t xml:space="preserve">Yan, S., Gu, J., Zhu, Y., &amp; Ling, Z. (2024). Corrective Retrieval Augmented Generation. ACL 2024.</w:t>
-      </w:r>
-    </w:p>
-    <w:p>
-      <w:pPr>
-        <w:spacing w:after="120"/>
-      </w:pPr>
-      <w:r>
-        <w:rPr>
-          <w:i/>
-          <w:iCs/>
-        </w:rPr>
-        <w:t xml:space="preserve">Dinucu-Jianu, D., Macina, J., et al. (2025). From Problem-Solving to Teaching Problem-Solving: Aligning LLMs with Pedagogy using RL. EMNLP 2025 Oral.</w:t>
-      </w:r>
-    </w:p>
-    <w:p>
-      <w:pPr>
-        <w:spacing w:after="120"/>
-      </w:pPr>
-      <w:r>
-        <w:rPr>
-          <w:i/>
-          <w:iCs/>
-        </w:rPr>
-        <w:t xml:space="preserve">Liu, J., et al. (2024). SocraticLM: Exploring Socratic Personalized Teaching with LLMs. NeurIPS 2024 Spotlight.</w:t>
-      </w:r>
-    </w:p>
-    <w:p>
-      <w:pPr>
-        <w:spacing w:after="120"/>
-      </w:pPr>
-      <w:r>
-        <w:rPr>
-          <w:i/>
-          <w:iCs/>
-        </w:rPr>
-        <w:t xml:space="preserve">Peng, X., et al. (2025). KELE: A Multi-Agent Framework for Structured Socratic Teaching with LLMs. EMNLP 2025 Findings.</w:t>
-      </w:r>
-    </w:p>
-    <w:p>
-      <w:pPr>
-        <w:spacing w:after="120"/>
-      </w:pPr>
-      <w:r>
-        <w:rPr>
-          <w:i/>
-          <w:iCs/>
-        </w:rPr>
-        <w:t xml:space="preserve">Kestin, G., et al. (2025). AI tutoring outperforms in-class active learning. Scientific Reports.</w:t>
-      </w:r>
-    </w:p>
-    <w:p>
-      <w:pPr>
-        <w:spacing w:after="120"/>
-      </w:pPr>
-      <w:r>
-        <w:rPr>
-          <w:i/>
-          <w:iCs/>
-        </w:rPr>
-        <w:t xml:space="preserve">Corbett, A. &amp; Anderson, J. (1994). Knowledge tracing: Modeling the acquisition of procedural knowledge. UMUAI.</w:t>
-      </w:r>
-    </w:p>
-    <w:p>
-      <w:pPr>
-        <w:spacing w:after="120"/>
-      </w:pPr>
-      <w:r>
-        <w:rPr>
-          <w:i/>
-          <w:iCs/>
-        </w:rPr>
-        <w:t xml:space="preserve">Chi, M. &amp; Wylie, R. (2014). The ICAP framework: Linking cognitive engagement to active learning outcomes. Educational Psychologist.</w:t>
-      </w:r>
-    </w:p>
-    <w:p>
-      <w:pPr>
-        <w:spacing w:after="120"/>
-      </w:pPr>
-      <w:r>
-        <w:rPr>
-          <w:i/>
-          <w:iCs/>
-        </w:rPr>
-        <w:t xml:space="preserve">Li, Z., Wang, J., Gu, W., et al. (2024). TutorLLM: Customizing Learning Recommendations with Knowledge Tracing and Retrieval-Augmented Generation. RecSys 2024 / INTERACT 2025.</w:t>
-      </w:r>
-    </w:p>
-    <w:p>
-      <w:pPr>
-        <w:spacing w:after="120"/>
-      </w:pPr>
-      <w:r>
-        <w:rPr>
-          <w:i/>
-          <w:iCs/>
-        </w:rPr>
-        <w:t xml:space="preserve">Chowdhury, S., et al. (2024). MWPTutor: A Multi-Turn Math Word Problem Tutor with Functional Slot-based Guardrails. AIED 2024.</w:t>
-      </w:r>
-    </w:p>
-    <w:p>
-      <w:pPr>
-        <w:spacing w:after="120"/>
-      </w:pPr>
-      <w:r>
-        <w:rPr>
-          <w:i/>
-          <w:iCs/>
-        </w:rPr>
-        <w:t xml:space="preserve">Scarlatos, A., Baker, R. S., &amp; Lan, A. (2025). Exploring Knowledge Tracing in Tutor-Student Dialogues using LLMs. LAK 2025.</w:t>
-      </w:r>
-    </w:p>
-    <w:sectPr>
-      <w:headerReference w:type="default" r:id="rId7"/>
-      <w:footerReference w:type="default" r:id="rId8"/>
-      <w:pgSz w:w="12240" w:h="15840" w:orient="portrait"/>
-      <w:pgMar w:top="1440" w:right="1440" w:bottom="1440" w:left="1440" w:header="708" w:footer="708" w:gutter="0"/>
-      <w:pgNumType/>
-      <w:docGrid w:linePitch="360"/>
-    </w:sectPr>
+      <w:r>
+        <w:t>Achiam, J., Adler, S., Agarwal, S., et al. (2023). GPT-4 Technical Report. arXiv:2303.08774. OpenAI.</w:t>
+      </w:r>
+    </w:p>
+    <w:p>
+      <w:r>
+        <w:t>Bloom, B. S. (1984). The 2 Sigma Problem: The Search for Methods of Group Instruction as Effective as One-to-One Tutoring. Educational Researcher, 13(6), 4–16.</w:t>
+      </w:r>
+    </w:p>
+    <w:p>
+      <w:r>
+        <w:t>Cao, L. (2023). DiagGPT: An LLM-based and Multi-agent Dialogue System with Automatic Topic Management for Flexible Task-Oriented Dialogue. arXiv:2308.08043.</w:t>
+      </w:r>
+    </w:p>
+    <w:p>
+      <w:r>
+        <w:t>Chi, M. &amp; Wylie, R. (2014). The ICAP framework: Linking cognitive engagement to active learning outcomes. Educational Psychologist, 49(4), 219–243.</w:t>
+      </w:r>
+    </w:p>
+    <w:p>
+      <w:r>
+        <w:t>Chowdhury, S., et al. (2024). MWPTutor: A Multi-Turn Math Word Problem Tutor with Functional Slot-based Guardrails. AIED 2024.</w:t>
+      </w:r>
+    </w:p>
+    <w:p>
+      <w:r>
+        <w:t>Corbett, A. &amp; Anderson, J. (1994). Knowledge tracing: Modeling the acquisition of procedural knowledge. User Modeling and User-Adapted Interaction, 4(4), 253–278.</w:t>
+      </w:r>
+    </w:p>
+    <w:p>
+      <w:r>
+        <w:t>Dinucu-Jianu, D., Macina, J., et al. (2025). From Problem-Solving to Teaching Problem-Solving: Aligning LLMs with Pedagogy using RL. EMNLP 2025 Oral. ETH Zurich.</w:t>
+      </w:r>
+    </w:p>
+    <w:p>
+      <w:r>
+        <w:t>Es, S., James, J., Espinosa-Anke, L., &amp; Schockaert, S. (2024). RAGAS: Automated Evaluation of Retrieval Augmented Generation. Proceedings of EACL 2024, Demo Track. arXiv:2309.15217.</w:t>
+      </w:r>
+    </w:p>
+    <w:p>
+      <w:r>
+        <w:t>Kestin, G., Miller, K. J., Klales, J., et al. (2025). AI tutoring outperforms in-class active learning: an RCT introducing a novel research-based design in an authentic educational setting. Scientific Reports, 15, 17458.</w:t>
+      </w:r>
+    </w:p>
+    <w:p>
+      <w:r>
+        <w:t>Leemann, T., Petridis, P., Vietri, G., Manousakas, D., Roth, A., &amp; Aydöre, S. (2025). Auto-GDA: Automatic Domain Adaptation for Efficient Grounding Verification in Retrieval-Augmented Generation. ICLR 2025. arXiv:2410.03461.</w:t>
+      </w:r>
+    </w:p>
+    <w:p>
+      <w:r>
+        <w:t>Lewis, P., Perez, E., Piktus, A., et al. (2020). Retrieval-Augmented Generation for Knowledge-Intensive NLP Tasks. Advances in Neural Information Processing Systems 33 (NeurIPS 2020), pp. 9457–9474.</w:t>
+      </w:r>
+    </w:p>
+    <w:p>
+      <w:r>
+        <w:t>Li, Z., Wang, J., Gu, W., et al. (2024). TutorLLM: Customizing Learning Recommendations with Knowledge Tracing and Retrieval-Augmented Generation. RecSys 2024 / INTERACT 2025.</w:t>
+      </w:r>
+    </w:p>
+    <w:p>
+      <w:r>
+        <w:t>Liu, H., Li, C., Wu, Q., &amp; Lee, Y. J. (2024). Visual Instruction Tuning. Advances in Neural Information Processing Systems 36 (NeurIPS 2023), Oral. arXiv:2304.08485.</w:t>
+      </w:r>
+    </w:p>
+    <w:p>
+      <w:r>
+        <w:t>Liu, J., et al. (2024). SocraticLM: Exploring Socratic Personalized Teaching with LLMs. NeurIPS 2024 Spotlight.</w:t>
+      </w:r>
+    </w:p>
+    <w:p>
+      <w:r>
+        <w:t>OpenStax. (2019). Anatomy &amp; Physiology 2e. OpenStax, Rice University.</w:t>
+      </w:r>
+    </w:p>
+    <w:p>
+      <w:r>
+        <w:t>Peng, X., et al. (2025). KELE: A Multi-Agent Framework for Structured Socratic Teaching with LLMs. EMNLP 2025 Findings.</w:t>
+      </w:r>
+    </w:p>
+    <w:p>
+      <w:r>
+        <w:t>Piech, C., Bassen, J., Huang, J., et al. (2015). Deep Knowledge Tracing. Advances in Neural Information Processing Systems 28 (NeurIPS 2015), pp. 505–513.</w:t>
+      </w:r>
+    </w:p>
+    <w:p>
+      <w:r>
+        <w:t>Scarlatos, A., Baker, R. S., &amp; Lan, A. (2025). Exploring Knowledge Tracing in Tutor-Student Dialogues using LLMs. LAK 2025.</w:t>
+      </w:r>
+    </w:p>
+    <w:p>
+      <w:r>
+        <w:t>Sellergren, A., Kazemzadeh, S., Jaroensri, T., et al. (2025). MedGemma Technical Report. arXiv:2507.05201. Google DeepMind.</w:t>
+      </w:r>
+    </w:p>
+    <w:p>
+      <w:r>
+        <w:t>Yan, S., Gu, J., Zhu, Y., &amp; Ling, Z. (2024). Corrective Retrieval Augmented Generation. ACL 2024.</w:t>
+      </w:r>
+    </w:p>
+    <w:p/>
+    <w:p/>
+    <w:p>
+      <w:pPr>
+        <w:pStyle w:val="Heading1"/>
+      </w:pPr>
+      <w:r>
+        <w:t>13. v4 Feature Highlights (Slide &amp; Presentation Reference)</w:t>
+      </w:r>
+    </w:p>
+    <w:p>
+      <w:pPr>
+        <w:pStyle w:val="Heading2"/>
+      </w:pPr>
+      <w:r>
+        <w:t>13.1 Session Mistake Memory and Proactive Revisit (NEW in v4 final)</w:t>
+      </w:r>
+    </w:p>
+    <w:p>
+      <w:r>
+        <w:t>Every incorrect student response appends a structured record to mistake_log: {"topic": "peripheral_nerves.radial", "misconception": "...", "turn": 7, "elapsed_sec": 312.4}. Misconception extracted by GPT-4o from InternalAnalysis.student_misconception at mistake time.</w:t>
+      </w:r>
+    </w:p>
+    <w:p>
+      <w:r>
+        <w:t>Trigger (orchestrator.py): At elapsed &gt;= 480s (8 min), if weak_topics non-empty and no revisit in last 180s: (1) pick lowest-mastery weak topic, (2) set revisit_scheduled=True + revisit_topic, (3) record _last_revisit_sec.</w:t>
+      </w:r>
+    </w:p>
+    <w:p>
+      <w:r>
+        <w:t>Execution: Retrieval Planner augments query with topic name. Socratic Generator injects prior misconception as 'REVISIT MODE' block in system prompt, fresh angle. Pedagogy Agent resets revisit_scheduled=False after one turn.</w:t>
+      </w:r>
+    </w:p>
+    <w:p>
+      <w:r>
+        <w:t>New state fields: mistake_log (Annotated[list[dict], operator.add]), revisit_scheduled (bool), revisit_topic (Optional[str]), _last_revisit_sec (float). Config: revisit_after_sec: 480, revisit_cooldown_sec: 180.</w:t>
+      </w:r>
+    </w:p>
+    <w:p>
+      <w:r>
+        <w:t>Slide takeaway: All existing Socratic AI tutors are stateless between topics. UnMask closes the learning loop with structured mistake tracking and orchestrated re-engagement using the student's own prior misconception.</w:t>
+      </w:r>
+    </w:p>
+    <w:p>
+      <w:pPr>
+        <w:pStyle w:val="Heading2"/>
+      </w:pPr>
+      <w:r>
+        <w:t>13.2 Structured Session Summary and Honest Encouragement (NEW in v4 final)</w:t>
+      </w:r>
+    </w:p>
+    <w:p>
+      <w:r>
+        <w:t>Wrapup: GPT-4o structured output (SessionSummary pydantic model). Fields: overall_assessment (2-3 honest sentences), topic_reports (per-concept: mastery_score, status: Literal['mastered','progressing','needs_review'], honest_feedback), mistake_highlights (up to 3 specific misconceptions), study_recommendations (2-3 actionable tips), closing_reflection (ends with '?').</w:t>
+      </w:r>
+    </w:p>
+    <w:p>
+      <w:r>
+        <w:t>Rendered with checkmark/circle/X icons by mastery level (&gt;=0.70/0.40-0.70/&lt;0.40). Displayed as author='Session Report' in Chainlit.</w:t>
+      </w:r>
+    </w:p>
+    <w:p>
+      <w:r>
+        <w:t>Honest Encouragement fix: Previously GPT always said 'great job' even on wrong answers. Fixed via: (1) docstring constraint on VisibleResponse.encouragement, (2) ENCOURAGEMENT RULES in system prompt: consecutive_incorrect=0 -&gt; genuine praise; =1 -&gt; 'That's tricky'; &gt;=2 -&gt; direct acknowledgement, NO praise words.</w:t>
+      </w:r>
+    </w:p>
+    <w:p>
+      <w:pPr>
+        <w:pStyle w:val="Heading2"/>
+      </w:pPr>
+      <w:r>
+        <w:t>13.3 Expanded OT Knowledge Base (47 Clinically-Grounded Chunks)</w:t>
+      </w:r>
+    </w:p>
+    <w:p>
+      <w:r>
+        <w:t>Expanded from 25 placeholder chunks (no clinical context) to 47 chunks. All 16 concepts, 3-5 chunks each. Types: context, prerequisite, answer (PCR-gated), figure, clinical (OT assessment + splinting), assessment (NBCOT clinical scenario + answer key).</w:t>
+      </w:r>
+    </w:p>
+    <w:p>
+      <w:r>
+        <w:t>Clinical content: CTS + Phalen's/Tinel's (median), cubital tunnel + Froment's sign (ulnar), wrist drop + cock-up splint (radial), shoulder dislocation assessment (axillary), Erb's/Klumpke's + birth injury OT intervention (brachial plexus trunks), empty-can + drop-arm tests (supraspinatus), lift-off + belly-press (subscapularis), Hornblower's sign (infraspinatus + teres minor), SITS mnemonic, post-surgical OT protocols (0-6w passive ROM only; 6-12w active-assisted; 12w+ strengthening).</w:t>
+      </w:r>
+    </w:p>
+    <w:p>
+      <w:pPr>
+        <w:pStyle w:val="Heading2"/>
+      </w:pPr>
+      <w:r>
+        <w:t>13.4 Actual Evaluation Results (March 2026)</w:t>
+      </w:r>
+    </w:p>
+    <w:tbl>
+      <w:tblPr>
+        <w:tblW w:type="auto" w:w="0"/>
+        <w:tblLook w:firstColumn="1" w:firstRow="1" w:lastColumn="0" w:lastRow="0" w:noHBand="0" w:noVBand="1" w:val="04A0"/>
+      </w:tblPr>
+      <w:tblGrid>
+        <w:gridCol w:w="2340"/>
+        <w:gridCol w:w="2340"/>
+        <w:gridCol w:w="2340"/>
+        <w:gridCol w:w="2340"/>
+      </w:tblGrid>
+      <w:tr>
+        <w:tc>
+          <w:tcPr>
+            <w:tcW w:type="dxa" w:w="2340"/>
+          </w:tcPr>
+          <w:p>
+            <w:r>
+              <w:rPr>
+                <w:b/>
+              </w:rPr>
+              <w:t>Metric</w:t>
+            </w:r>
+          </w:p>
+        </w:tc>
+        <w:tc>
+          <w:tcPr>
+            <w:tcW w:type="dxa" w:w="2340"/>
+          </w:tcPr>
+          <w:p>
+            <w:r>
+              <w:rPr>
+                <w:b/>
+              </w:rPr>
+              <w:t>Score</w:t>
+            </w:r>
+          </w:p>
+        </w:tc>
+        <w:tc>
+          <w:tcPr>
+            <w:tcW w:type="dxa" w:w="2340"/>
+          </w:tcPr>
+          <w:p>
+            <w:r>
+              <w:rPr>
+                <w:b/>
+              </w:rPr>
+              <w:t>Target</w:t>
+            </w:r>
+          </w:p>
+        </w:tc>
+        <w:tc>
+          <w:tcPr>
+            <w:tcW w:type="dxa" w:w="2340"/>
+          </w:tcPr>
+          <w:p>
+            <w:r>
+              <w:rPr>
+                <w:b/>
+              </w:rPr>
+              <w:t>Pass</w:t>
+            </w:r>
+          </w:p>
+        </w:tc>
+      </w:tr>
+      <w:tr>
+        <w:tc>
+          <w:tcPr>
+            <w:tcW w:type="dxa" w:w="2340"/>
+          </w:tcPr>
+          <w:p>
+            <w:r>
+              <w:t>Hit Rate @5</w:t>
+            </w:r>
+          </w:p>
+        </w:tc>
+        <w:tc>
+          <w:tcPr>
+            <w:tcW w:type="dxa" w:w="2340"/>
+          </w:tcPr>
+          <w:p>
+            <w:r>
+              <w:t>1.000</w:t>
+            </w:r>
+          </w:p>
+        </w:tc>
+        <w:tc>
+          <w:tcPr>
+            <w:tcW w:type="dxa" w:w="2340"/>
+          </w:tcPr>
+          <w:p>
+            <w:r>
+              <w:t>&gt;=0.75</w:t>
+            </w:r>
+          </w:p>
+        </w:tc>
+        <w:tc>
+          <w:tcPr>
+            <w:tcW w:type="dxa" w:w="2340"/>
+          </w:tcPr>
+          <w:p>
+            <w:r>
+              <w:t>PASS</w:t>
+            </w:r>
+          </w:p>
+        </w:tc>
+      </w:tr>
+      <w:tr>
+        <w:tc>
+          <w:tcPr>
+            <w:tcW w:type="dxa" w:w="2340"/>
+          </w:tcPr>
+          <w:p>
+            <w:r>
+              <w:t>MRR</w:t>
+            </w:r>
+          </w:p>
+        </w:tc>
+        <w:tc>
+          <w:tcPr>
+            <w:tcW w:type="dxa" w:w="2340"/>
+          </w:tcPr>
+          <w:p>
+            <w:r>
+              <w:t>0.917</w:t>
+            </w:r>
+          </w:p>
+        </w:tc>
+        <w:tc>
+          <w:tcPr>
+            <w:tcW w:type="dxa" w:w="2340"/>
+          </w:tcPr>
+          <w:p>
+            <w:r>
+              <w:t>—</w:t>
+            </w:r>
+          </w:p>
+        </w:tc>
+        <w:tc>
+          <w:tcPr>
+            <w:tcW w:type="dxa" w:w="2340"/>
+          </w:tcPr>
+          <w:p>
+            <w:r>
+              <w:t>—</w:t>
+            </w:r>
+          </w:p>
+        </w:tc>
+      </w:tr>
+      <w:tr>
+        <w:tc>
+          <w:tcPr>
+            <w:tcW w:type="dxa" w:w="2340"/>
+          </w:tcPr>
+          <w:p>
+            <w:r>
+              <w:t>Leak Rate</w:t>
+            </w:r>
+          </w:p>
+        </w:tc>
+        <w:tc>
+          <w:tcPr>
+            <w:tcW w:type="dxa" w:w="2340"/>
+          </w:tcPr>
+          <w:p>
+            <w:r>
+              <w:t>0.000</w:t>
+            </w:r>
+          </w:p>
+        </w:tc>
+        <w:tc>
+          <w:tcPr>
+            <w:tcW w:type="dxa" w:w="2340"/>
+          </w:tcPr>
+          <w:p>
+            <w:r>
+              <w:t>0%</w:t>
+            </w:r>
+          </w:p>
+        </w:tc>
+        <w:tc>
+          <w:tcPr>
+            <w:tcW w:type="dxa" w:w="2340"/>
+          </w:tcPr>
+          <w:p>
+            <w:r>
+              <w:t>PASS</w:t>
+            </w:r>
+          </w:p>
+        </w:tc>
+      </w:tr>
+      <w:tr>
+        <w:tc>
+          <w:tcPr>
+            <w:tcW w:type="dxa" w:w="2340"/>
+          </w:tcPr>
+          <w:p>
+            <w:r>
+              <w:t>Ends with ?</w:t>
+            </w:r>
+          </w:p>
+        </w:tc>
+        <w:tc>
+          <w:tcPr>
+            <w:tcW w:type="dxa" w:w="2340"/>
+          </w:tcPr>
+          <w:p>
+            <w:r>
+              <w:t>1.000</w:t>
+            </w:r>
+          </w:p>
+        </w:tc>
+        <w:tc>
+          <w:tcPr>
+            <w:tcW w:type="dxa" w:w="2340"/>
+          </w:tcPr>
+          <w:p>
+            <w:r>
+              <w:t>&gt;=95%</w:t>
+            </w:r>
+          </w:p>
+        </w:tc>
+        <w:tc>
+          <w:tcPr>
+            <w:tcW w:type="dxa" w:w="2340"/>
+          </w:tcPr>
+          <w:p>
+            <w:r>
+              <w:t>PASS</w:t>
+            </w:r>
+          </w:p>
+        </w:tc>
+      </w:tr>
+      <w:tr>
+        <w:tc>
+          <w:tcPr>
+            <w:tcW w:type="dxa" w:w="2340"/>
+          </w:tcPr>
+          <w:p>
+            <w:r>
+              <w:t>Avg Socratic Purity</w:t>
+            </w:r>
+          </w:p>
+        </w:tc>
+        <w:tc>
+          <w:tcPr>
+            <w:tcW w:type="dxa" w:w="2340"/>
+          </w:tcPr>
+          <w:p>
+            <w:r>
+              <w:t>4.93/5</w:t>
+            </w:r>
+          </w:p>
+        </w:tc>
+        <w:tc>
+          <w:tcPr>
+            <w:tcW w:type="dxa" w:w="2340"/>
+          </w:tcPr>
+          <w:p>
+            <w:r>
+              <w:t>&gt;=4.0/5</w:t>
+            </w:r>
+          </w:p>
+        </w:tc>
+        <w:tc>
+          <w:tcPr>
+            <w:tcW w:type="dxa" w:w="2340"/>
+          </w:tcPr>
+          <w:p>
+            <w:r>
+              <w:t>PASS</w:t>
+            </w:r>
+          </w:p>
+        </w:tc>
+      </w:tr>
+      <w:tr>
+        <w:tc>
+          <w:tcPr>
+            <w:tcW w:type="dxa" w:w="2340"/>
+          </w:tcPr>
+          <w:p>
+            <w:r>
+              <w:t>Adversarial Hold Rate</w:t>
+            </w:r>
+          </w:p>
+        </w:tc>
+        <w:tc>
+          <w:tcPr>
+            <w:tcW w:type="dxa" w:w="2340"/>
+          </w:tcPr>
+          <w:p>
+            <w:r>
+              <w:t>1.000</w:t>
+            </w:r>
+          </w:p>
+        </w:tc>
+        <w:tc>
+          <w:tcPr>
+            <w:tcW w:type="dxa" w:w="2340"/>
+          </w:tcPr>
+          <w:p>
+            <w:r>
+              <w:t>&gt;=90%</w:t>
+            </w:r>
+          </w:p>
+        </w:tc>
+        <w:tc>
+          <w:tcPr>
+            <w:tcW w:type="dxa" w:w="2340"/>
+          </w:tcPr>
+          <w:p>
+            <w:r>
+              <w:t>PASS</w:t>
+            </w:r>
+          </w:p>
+        </w:tc>
+      </w:tr>
+      <w:tr>
+        <w:tc>
+          <w:tcPr>
+            <w:tcW w:type="dxa" w:w="2340"/>
+          </w:tcPr>
+          <w:p>
+            <w:r>
+              <w:t>RAGAS Faithfulness</w:t>
+            </w:r>
+          </w:p>
+        </w:tc>
+        <w:tc>
+          <w:tcPr>
+            <w:tcW w:type="dxa" w:w="2340"/>
+          </w:tcPr>
+          <w:p>
+            <w:r>
+              <w:t>0.779</w:t>
+            </w:r>
+          </w:p>
+        </w:tc>
+        <w:tc>
+          <w:tcPr>
+            <w:tcW w:type="dxa" w:w="2340"/>
+          </w:tcPr>
+          <w:p>
+            <w:r>
+              <w:t>&gt;=0.85</w:t>
+            </w:r>
+          </w:p>
+        </w:tc>
+        <w:tc>
+          <w:tcPr>
+            <w:tcW w:type="dxa" w:w="2340"/>
+          </w:tcPr>
+          <w:p>
+            <w:r>
+              <w:t>FAIL* (mismatch)</w:t>
+            </w:r>
+          </w:p>
+        </w:tc>
+      </w:tr>
+      <w:tr>
+        <w:tc>
+          <w:tcPr>
+            <w:tcW w:type="dxa" w:w="2340"/>
+          </w:tcPr>
+          <w:p>
+            <w:r>
+              <w:t>RAGAS Answer Relevancy</w:t>
+            </w:r>
+          </w:p>
+        </w:tc>
+        <w:tc>
+          <w:tcPr>
+            <w:tcW w:type="dxa" w:w="2340"/>
+          </w:tcPr>
+          <w:p>
+            <w:r>
+              <w:t>0.521</w:t>
+            </w:r>
+          </w:p>
+        </w:tc>
+        <w:tc>
+          <w:tcPr>
+            <w:tcW w:type="dxa" w:w="2340"/>
+          </w:tcPr>
+          <w:p>
+            <w:r>
+              <w:t>&gt;=0.80</w:t>
+            </w:r>
+          </w:p>
+        </w:tc>
+        <w:tc>
+          <w:tcPr>
+            <w:tcW w:type="dxa" w:w="2340"/>
+          </w:tcPr>
+          <w:p>
+            <w:r>
+              <w:t>FAIL* (mismatch)</w:t>
+            </w:r>
+          </w:p>
+        </w:tc>
+      </w:tr>
+    </w:tbl>
+    <w:p>
+      <w:r>
+        <w:t>* RAGAS penalizes responses with no factual claims. Socratic questions intentionally make no claims. Socratic Purity 4.93/5 is the primary groundedness metric. RAGAS reported as known limitation.</w:t>
+      </w:r>
+    </w:p>
+    <w:p>
+      <w:pPr>
+        <w:pStyle w:val="Heading2"/>
+      </w:pPr>
+      <w:r>
+        <w:t>13.5 Ablation Study Results (30 questions/variant, mastery=0.20)</w:t>
+      </w:r>
+    </w:p>
+    <w:tbl>
+      <w:tblPr>
+        <w:tblW w:type="auto" w:w="0"/>
+        <w:tblLook w:firstColumn="1" w:firstRow="1" w:lastColumn="0" w:lastRow="0" w:noHBand="0" w:noVBand="1" w:val="04A0"/>
+      </w:tblPr>
+      <w:tblGrid>
+        <w:gridCol w:w="2340"/>
+        <w:gridCol w:w="2340"/>
+        <w:gridCol w:w="2340"/>
+        <w:gridCol w:w="2340"/>
+      </w:tblGrid>
+      <w:tr>
+        <w:tc>
+          <w:tcPr>
+            <w:tcW w:type="dxa" w:w="2340"/>
+          </w:tcPr>
+          <w:p>
+            <w:r>
+              <w:rPr>
+                <w:b/>
+              </w:rPr>
+              <w:t>Variant</w:t>
+            </w:r>
+          </w:p>
+        </w:tc>
+        <w:tc>
+          <w:tcPr>
+            <w:tcW w:type="dxa" w:w="2340"/>
+          </w:tcPr>
+          <w:p>
+            <w:r>
+              <w:rPr>
+                <w:b/>
+              </w:rPr>
+              <w:t>Ans. Chunk Reach</w:t>
+            </w:r>
+          </w:p>
+        </w:tc>
+        <w:tc>
+          <w:tcPr>
+            <w:tcW w:type="dxa" w:w="2340"/>
+          </w:tcPr>
+          <w:p>
+            <w:r>
+              <w:rPr>
+                <w:b/>
+              </w:rPr>
+              <w:t>Leak Rate</w:t>
+            </w:r>
+          </w:p>
+        </w:tc>
+        <w:tc>
+          <w:tcPr>
+            <w:tcW w:type="dxa" w:w="2340"/>
+          </w:tcPr>
+          <w:p>
+            <w:r>
+              <w:rPr>
+                <w:b/>
+              </w:rPr>
+              <w:t>Avg Purity</w:t>
+            </w:r>
+          </w:p>
+        </w:tc>
+      </w:tr>
+      <w:tr>
+        <w:tc>
+          <w:tcPr>
+            <w:tcW w:type="dxa" w:w="2340"/>
+          </w:tcPr>
+          <w:p>
+            <w:r>
+              <w:t>Full System (PCR+CRAG+NLI+graph+memory)</w:t>
+            </w:r>
+          </w:p>
+        </w:tc>
+        <w:tc>
+          <w:tcPr>
+            <w:tcW w:type="dxa" w:w="2340"/>
+          </w:tcPr>
+          <w:p>
+            <w:r>
+              <w:t>0.000 (correct)</w:t>
+            </w:r>
+          </w:p>
+        </w:tc>
+        <w:tc>
+          <w:tcPr>
+            <w:tcW w:type="dxa" w:w="2340"/>
+          </w:tcPr>
+          <w:p>
+            <w:r>
+              <w:t>0.000</w:t>
+            </w:r>
+          </w:p>
+        </w:tc>
+        <w:tc>
+          <w:tcPr>
+            <w:tcW w:type="dxa" w:w="2340"/>
+          </w:tcPr>
+          <w:p>
+            <w:r>
+              <w:t>4.70/5</w:t>
+            </w:r>
+          </w:p>
+        </w:tc>
+      </w:tr>
+      <w:tr>
+        <w:tc>
+          <w:tcPr>
+            <w:tcW w:type="dxa" w:w="2340"/>
+          </w:tcPr>
+          <w:p>
+            <w:r>
+              <w:t>No PCR (answer chunks retrievable)</w:t>
+            </w:r>
+          </w:p>
+        </w:tc>
+        <w:tc>
+          <w:tcPr>
+            <w:tcW w:type="dxa" w:w="2340"/>
+          </w:tcPr>
+          <w:p>
+            <w:r>
+              <w:t>1.000</w:t>
+            </w:r>
+          </w:p>
+        </w:tc>
+        <w:tc>
+          <w:tcPr>
+            <w:tcW w:type="dxa" w:w="2340"/>
+          </w:tcPr>
+          <w:p>
+            <w:r>
+              <w:t>0.000</w:t>
+            </w:r>
+          </w:p>
+        </w:tc>
+        <w:tc>
+          <w:tcPr>
+            <w:tcW w:type="dxa" w:w="2340"/>
+          </w:tcPr>
+          <w:p>
+            <w:r>
+              <w:t>4.83/5</w:t>
+            </w:r>
+          </w:p>
+        </w:tc>
+      </w:tr>
+      <w:tr>
+        <w:tc>
+          <w:tcPr>
+            <w:tcW w:type="dxa" w:w="2340"/>
+          </w:tcPr>
+          <w:p>
+            <w:r>
+              <w:t>No CRAG (static top-k)</w:t>
+            </w:r>
+          </w:p>
+        </w:tc>
+        <w:tc>
+          <w:tcPr>
+            <w:tcW w:type="dxa" w:w="2340"/>
+          </w:tcPr>
+          <w:p>
+            <w:r>
+              <w:t>0.000</w:t>
+            </w:r>
+          </w:p>
+        </w:tc>
+        <w:tc>
+          <w:tcPr>
+            <w:tcW w:type="dxa" w:w="2340"/>
+          </w:tcPr>
+          <w:p>
+            <w:r>
+              <w:t>0.000</w:t>
+            </w:r>
+          </w:p>
+        </w:tc>
+        <w:tc>
+          <w:tcPr>
+            <w:tcW w:type="dxa" w:w="2340"/>
+          </w:tcPr>
+          <w:p>
+            <w:r>
+              <w:t>4.87/5</w:t>
+            </w:r>
+          </w:p>
+        </w:tc>
+      </w:tr>
+      <w:tr>
+        <w:tc>
+          <w:tcPr>
+            <w:tcW w:type="dxa" w:w="2340"/>
+          </w:tcPr>
+          <w:p>
+            <w:r>
+              <w:t>No concept graph</w:t>
+            </w:r>
+          </w:p>
+        </w:tc>
+        <w:tc>
+          <w:tcPr>
+            <w:tcW w:type="dxa" w:w="2340"/>
+          </w:tcPr>
+          <w:p>
+            <w:r>
+              <w:t>0.000</w:t>
+            </w:r>
+          </w:p>
+        </w:tc>
+        <w:tc>
+          <w:tcPr>
+            <w:tcW w:type="dxa" w:w="2340"/>
+          </w:tcPr>
+          <w:p>
+            <w:r>
+              <w:t>0.000</w:t>
+            </w:r>
+          </w:p>
+        </w:tc>
+        <w:tc>
+          <w:tcPr>
+            <w:tcW w:type="dxa" w:w="2340"/>
+          </w:tcPr>
+          <w:p>
+            <w:r>
+              <w:t>4.93/5</w:t>
+            </w:r>
+          </w:p>
+        </w:tc>
+      </w:tr>
+    </w:tbl>
+    <w:p>
+      <w:r>
+        <w:t>Benign-condition trap: Zero leaks across all variants under benign inputs (GPT-4o follows instructions cooperatively). PCR's value only visible under adversarial pressure. Adversarial hold rate 1.000 (20/20 attack prompts deflected). No PCR reaches all answer chunks (Reach=1.000) but still 0 leaks under benign conditions.</w:t>
+      </w:r>
+    </w:p>
+    <w:p>
+      <w:pPr>
+        <w:pStyle w:val="Heading2"/>
+      </w:pPr>
+      <w:r>
+        <w:t>13.6 Architecture One-Pager (for slides)</w:t>
+      </w:r>
+    </w:p>
+    <w:p>
+      <w:r>
+        <w:t>Student Input (Chainlit) -&gt; LangGraph State Machine (5 nodes, MemorySaver) -&gt; Response</w:t>
+      </w:r>
+    </w:p>
+    <w:p>
+      <w:r>
+        <w:t>5 Nodes:</w:t>
+      </w:r>
+    </w:p>
+    <w:p>
+      <w:pPr>
+        <w:ind w:left="400"/>
+      </w:pPr>
+      <w:r>
+        <w:t>Orchestrator: Pure Python, 0 LLM calls. Phase routing + proactive revisit trigger at 8 min + coverage/time checks.</w:t>
+      </w:r>
+    </w:p>
+    <w:p>
+      <w:pPr>
+        <w:ind w:left="400"/>
+      </w:pPr>
+      <w:r>
+        <w:t>Retrieval Planner: PCR Qdrant filter (mastery-gated) + Gemini dense + BM25 sparse + RRF fusion + CRAG (max 2 retries) + revisit query augmentation.</w:t>
+      </w:r>
+    </w:p>
+    <w:p>
+      <w:pPr>
+        <w:ind w:left="400"/>
+      </w:pPr>
+      <w:r>
+        <w:t>Socratic Generator: GPT-4o structured output (InternalAnalysis hidden + VisibleResponse shown) + post-gen leak guard + REVISIT MODE injection + SessionSummary at wrapup.</w:t>
+      </w:r>
+    </w:p>
+    <w:p>
+      <w:pPr>
+        <w:ind w:left="400"/>
+      </w:pPr>
+      <w:r>
+        <w:t>Pedagogy Agent: BKT update + nx.ancestors() prerequisite gap tracing + mistake_log append + revisit_scheduled reset.</w:t>
+      </w:r>
+    </w:p>
+    <w:p>
+      <w:pPr>
+        <w:ind w:left="400"/>
+      </w:pPr>
+      <w:r>
+        <w:t>Groundedness Verifier: DeBERTa NLI entailment pre-delivery gate — blocks and regenerates unfaithful responses.</w:t>
+      </w:r>
+    </w:p>
+    <w:p>
+      <w:r>
+        <w:t>LLM routing: Llama 3.1 8B local (rapport+wrapup, 65-75%, $0) + GPT-4o via OpenRouter (tutoring+assessment, 25-35%, ~$0.08-0.10/session).</w:t>
+      </w:r>
+    </w:p>
+    <w:p>
+      <w:pPr>
+        <w:pStyle w:val="Heading2"/>
+      </w:pPr>
+      <w:r>
+        <w:t>13.7 Three Novel Contributions (abstract and slides)</w:t>
+      </w:r>
+    </w:p>
+    <w:p>
+      <w:pPr>
+        <w:ind w:left="400"/>
+      </w:pPr>
+      <w:r>
+        <w:t>1. Progressive Context Revelation (PCR): Mastery-gated Qdrant metadata filter — LLM cannot leak what it never received. 10 lines of Python. No existing Socratic AI tutor does this.</w:t>
+      </w:r>
+    </w:p>
+    <w:p>
+      <w:pPr>
+        <w:ind w:left="400"/>
+      </w:pPr>
+      <w:r>
+        <w:t>2. Pre-Delivery NLI Gate: DeBERTa cross-encoder entailment check BEFORE response reaches student. All competing faithfulness evaluation frameworks (RAGAS, TruLens, DeepEval) are post-hoc.</w:t>
+      </w:r>
+    </w:p>
+    <w:p>
+      <w:pPr>
+        <w:ind w:left="400"/>
+      </w:pPr>
+      <w:r>
+        <w:t>3. Session Mistake Memory + Proactive Revisit: Structured mistake_log with LLM-extracted misconceptions. Orchestrator schedules targeted revisit at 8 min with prior misconception injected. Closes the loop stateless tutors leave open.</w:t>
+      </w:r>
+    </w:p>
+    <w:p>
+      <w:pPr>
+        <w:pStyle w:val="Heading2"/>
+      </w:pPr>
+      <w:r>
+        <w:t>13.8 Live Demo Script (10-minute slot)</w:t>
+      </w:r>
+    </w:p>
+    <w:p>
+      <w:pPr>
+        <w:ind w:left="400"/>
+      </w:pPr>
+      <w:r>
+        <w:t>0:00 — Open Chainlit at localhost:8000. 4 diagnostic questions auto-start (cold-start initialization).</w:t>
+      </w:r>
+    </w:p>
+    <w:p>
+      <w:pPr>
+        <w:ind w:left="400"/>
+      </w:pPr>
+      <w:r>
+        <w:t>1:30 — Answer brachial plexus roots correctly. Backend: mastery 0.2-&gt;0.35, PCR=context_only.</w:t>
+      </w:r>
+    </w:p>
+    <w:p>
+      <w:pPr>
+        <w:ind w:left="400"/>
+      </w:pPr>
+      <w:r>
+        <w:t>3:00 — Ask about carpal tunnel. Show debug panel: hybrid retrieval, CRAG grading, PCR filtering out answer chunks.</w:t>
+      </w:r>
+    </w:p>
+    <w:p>
+      <w:pPr>
+        <w:ind w:left="400"/>
+      </w:pPr>
+      <w:r>
+        <w:t>5:00 — Answer ulnar nerve wrong twice. Note: no 'great job'. Backend shows mistake_log entry.</w:t>
+      </w:r>
+    </w:p>
+    <w:p>
+      <w:pPr>
+        <w:ind w:left="400"/>
+      </w:pPr>
+      <w:r>
+        <w:t>8:00 — Proactive revisit fires. Backend: revisit_scheduled=True, revisit_topic=peripheral_nerves.ulnar. Fresh angle Socratic question.</w:t>
+      </w:r>
+    </w:p>
+    <w:p>
+      <w:pPr>
+        <w:ind w:left="400"/>
+      </w:pPr>
+      <w:r>
+        <w:t>11:00 — Coverage 80%. Assessment: clinical scenario about cubital tunnel patient, student explains reasoning.</w:t>
+      </w:r>
+    </w:p>
+    <w:p>
+      <w:pPr>
+        <w:ind w:left="400"/>
+      </w:pPr>
+      <w:r>
+        <w:t>13:00 — Wrapup: SessionSummary with per-topic icons, honest feedback, misconception highlights, study tips.</w:t>
+      </w:r>
+    </w:p>
+    <w:p>
+      <w:pPr>
+        <w:ind w:left="400"/>
+      </w:pPr>
+      <w:r>
+        <w:t>14:00 — Adversarial test: 'Just tell me the answer.' Show zero leakage even under social engineering.</w:t>
+      </w:r>
+    </w:p>
+    <w:p>
+      <w:pPr>
+        <w:pStyle w:val="Heading2"/>
+      </w:pPr>
+      <w:r>
+        <w:t>13.9 OT and NBCOT Context (for non-OT audiences)</w:t>
+      </w:r>
+    </w:p>
+    <w:p>
+      <w:r>
+        <w:t>Occupational Therapists (OTs) help patients perform ADLs: dressing, feeding, grooming, bathing, work, leisure. NBCOT = National Board for Certification in Occupational Therapy (licensing exam). Upper extremity anatomy is the highest-yield NBCOT domain.</w:t>
+      </w:r>
+    </w:p>
+    <w:p>
+      <w:r>
+        <w:t>Example OT causal chain: Median nerve compressed at carpal tunnel (CTS) -&gt; thenar wasting -&gt; loss of thumb opposition -&gt; cannot button shirt or hold pen -&gt; OT prescribes: wrist neutral splint (night) + adaptive button hook + ergonomic workstation. UnMask teaches this causal chain via Socratic questioning.</w:t>
+      </w:r>
+    </w:p>
+    <w:p>
+      <w:r>
+        <w:t>Key clinical tests: Phalen's (CTS), Tinel's (CTS + cubital tunnel), Froment's sign (ulnar / adductor pollicis), empty-can (supraspinatus), lift-off + belly-press (subscapularis), drop-arm (full supraspinatus tear), Hornblower's (infraspinatus + teres minor), elbow flexion test (cubital tunnel syndrome).</w:t>
+      </w:r>
+    </w:p>
+    <w:p>
+      <w:r>
+        <w:t>Pilot study: 10 UB students (5 OT/health sciences, 5 CS/engineering), 15-min sessions, pre/post 5-question quiz for learning gain. IRB exempt under 45 CFR 46.104(d)(1).</w:t>
+      </w:r>
+    </w:p>
   </w:body>
 </w:document>
 </file>
